--- a/docs/as-built/docx/subscription.docx
+++ b/docs/as-built/docx/subscription.docx
@@ -924,7 +924,7 @@
               <a:graphicData uri="http://schemas.openxmlformats.org/drawingml/2006/picture">
                 <pic:pic>
                   <pic:nvPicPr>
-                    <pic:cNvPr descr="/tmp/docximg-dY8fbM/subscription_md_1.png" id="23" name="Picture"/>
+                    <pic:cNvPr descr="/tmp/docximg-d8ZS2x/subscription_md_1.png" id="23" name="Picture"/>
                     <pic:cNvPicPr>
                       <a:picLocks noChangeArrowheads="1" noChangeAspect="1"/>
                     </pic:cNvPicPr>
@@ -1568,7 +1568,7 @@
               <a:graphicData uri="http://schemas.openxmlformats.org/drawingml/2006/picture">
                 <pic:pic>
                   <pic:nvPicPr>
-                    <pic:cNvPr descr="/tmp/docximg-dY8fbM/subscription_md_2.png" id="29" name="Picture"/>
+                    <pic:cNvPr descr="/tmp/docximg-d8ZS2x/subscription_md_2.png" id="29" name="Picture"/>
                     <pic:cNvPicPr>
                       <a:picLocks noChangeArrowheads="1" noChangeAspect="1"/>
                     </pic:cNvPicPr>
@@ -2276,7 +2276,7 @@
               <a:graphicData uri="http://schemas.openxmlformats.org/drawingml/2006/picture">
                 <pic:pic>
                   <pic:nvPicPr>
-                    <pic:cNvPr descr="/tmp/docximg-dY8fbM/subscription_md_3.png" id="36" name="Picture"/>
+                    <pic:cNvPr descr="/tmp/docximg-d8ZS2x/subscription_md_3.png" id="36" name="Picture"/>
                     <pic:cNvPicPr>
                       <a:picLocks noChangeArrowheads="1" noChangeAspect="1"/>
                     </pic:cNvPicPr>
@@ -2789,7 +2789,7 @@
               <a:graphicData uri="http://schemas.openxmlformats.org/drawingml/2006/picture">
                 <pic:pic>
                   <pic:nvPicPr>
-                    <pic:cNvPr descr="/tmp/docximg-dY8fbM/subscription_md_4.png" id="41" name="Picture"/>
+                    <pic:cNvPr descr="/tmp/docximg-d8ZS2x/subscription_md_4.png" id="41" name="Picture"/>
                     <pic:cNvPicPr>
                       <a:picLocks noChangeArrowheads="1" noChangeAspect="1"/>
                     </pic:cNvPicPr>
@@ -7306,7 +7306,7 @@
               <a:graphicData uri="http://schemas.openxmlformats.org/drawingml/2006/picture">
                 <pic:pic>
                   <pic:nvPicPr>
-                    <pic:cNvPr descr="/tmp/docximg-dY8fbM/subscription_md_5.png" id="45" name="Picture"/>
+                    <pic:cNvPr descr="/tmp/docximg-d8ZS2x/subscription_md_5.png" id="45" name="Picture"/>
                     <pic:cNvPicPr>
                       <a:picLocks noChangeArrowheads="1" noChangeAspect="1"/>
                     </pic:cNvPicPr>
@@ -12639,13 +12639,13 @@
       </w:r>
     </w:p>
     <w:bookmarkEnd w:id="51"/>
-    <w:bookmarkStart w:id="52" w:name="Xb1748b53859530d7fdafc19bd7ff2df91570a84"/>
+    <w:bookmarkStart w:id="52" w:name="Xbdb564fcab6f6f71ef61f22280b7304c50ca780"/>
     <w:p>
       <w:pPr>
         <w:pStyle w:val="Heading2"/>
       </w:pPr>
       <w:r>
-        <w:t xml:space="preserve">6. Processes — with handler examples</w:t>
+        <w:t xml:space="preserve">6. Processes &amp; ops console</w:t>
       </w:r>
     </w:p>
     <w:p>
@@ -13021,6 +13021,516 @@
       </w:r>
       <w:r>
         <w:t xml:space="preserve">.</w:t>
+      </w:r>
+    </w:p>
+    <w:p>
+      <w:pPr>
+        <w:pStyle w:val="BodyText"/>
+      </w:pPr>
+      <w:r>
+        <w:rPr>
+          <w:bCs/>
+          <w:b/>
+        </w:rPr>
+        <w:t xml:space="preserve">Scheduled worker:</w:t>
+      </w:r>
+      <w:r>
+        <w:t xml:space="preserve"> </w:t>
+      </w:r>
+      <w:r>
+        <w:rPr>
+          <w:rStyle w:val="VerbatimChar"/>
+        </w:rPr>
+        <w:t xml:space="preserve">sophix:subscription:operation-timeouts</w:t>
+      </w:r>
+      <w:r>
+        <w:t xml:space="preserve"> </w:t>
+      </w:r>
+      <w:r>
+        <w:t xml:space="preserve">— sweeps in-flight operations past their</w:t>
+      </w:r>
+      <w:r>
+        <w:t xml:space="preserve"> </w:t>
+      </w:r>
+      <w:r>
+        <w:t xml:space="preserve">config</w:t>
+      </w:r>
+      <w:r>
+        <w:t xml:space="preserve"> </w:t>
+      </w:r>
+      <w:r>
+        <w:rPr>
+          <w:rStyle w:val="VerbatimChar"/>
+        </w:rPr>
+        <w:t xml:space="preserve">operation_timeout_seconds</w:t>
+      </w:r>
+      <w:r>
+        <w:t xml:space="preserve">: enters</w:t>
+      </w:r>
+      <w:r>
+        <w:t xml:space="preserve"> </w:t>
+      </w:r>
+      <w:r>
+        <w:rPr>
+          <w:rStyle w:val="VerbatimChar"/>
+        </w:rPr>
+        <w:t xml:space="preserve">REVERTING</w:t>
+      </w:r>
+      <w:r>
+        <w:t xml:space="preserve">, cancels the workflow instance, reverts a transient</w:t>
+      </w:r>
+      <w:r>
+        <w:t xml:space="preserve"> </w:t>
+      </w:r>
+      <w:r>
+        <w:rPr>
+          <w:rStyle w:val="VerbatimChar"/>
+        </w:rPr>
+        <w:t xml:space="preserve">PENDING_*</w:t>
+      </w:r>
+      <w:r>
+        <w:t xml:space="preserve"> </w:t>
+      </w:r>
+      <w:r>
+        <w:t xml:space="preserve">flip to</w:t>
+      </w:r>
+      <w:r>
+        <w:t xml:space="preserve"> </w:t>
+      </w:r>
+      <w:r>
+        <w:rPr>
+          <w:rStyle w:val="VerbatimChar"/>
+        </w:rPr>
+        <w:t xml:space="preserve">prior_subscription_status</w:t>
+      </w:r>
+      <w:r>
+        <w:t xml:space="preserve">, ends</w:t>
+      </w:r>
+      <w:r>
+        <w:t xml:space="preserve"> </w:t>
+      </w:r>
+      <w:r>
+        <w:rPr>
+          <w:rStyle w:val="VerbatimChar"/>
+        </w:rPr>
+        <w:t xml:space="preserve">FAILED</w:t>
+      </w:r>
+      <w:r>
+        <w:t xml:space="preserve"> </w:t>
+      </w:r>
+      <w:r>
+        <w:t xml:space="preserve">with</w:t>
+      </w:r>
+      <w:r>
+        <w:t xml:space="preserve"> </w:t>
+      </w:r>
+      <w:r>
+        <w:rPr>
+          <w:rStyle w:val="VerbatimChar"/>
+        </w:rPr>
+        <w:t xml:space="preserve">OPERATION_TIMEOUT</w:t>
+      </w:r>
+      <w:r>
+        <w:t xml:space="preserve"> </w:t>
+      </w:r>
+      <w:r>
+        <w:t xml:space="preserve">(R-SUB-WF-FW-9/10).</w:t>
+      </w:r>
+    </w:p>
+    <w:p>
+      <w:pPr>
+        <w:pStyle w:val="BodyText"/>
+      </w:pPr>
+      <w:r>
+        <w:rPr>
+          <w:bCs/>
+          <w:b/>
+        </w:rPr>
+        <w:t xml:space="preserve">Ops console</w:t>
+      </w:r>
+      <w:r>
+        <w:t xml:space="preserve"> </w:t>
+      </w:r>
+      <w:r>
+        <w:t xml:space="preserve">—</w:t>
+      </w:r>
+      <w:r>
+        <w:t xml:space="preserve"> </w:t>
+      </w:r>
+      <w:r>
+        <w:rPr>
+          <w:rStyle w:val="VerbatimChar"/>
+        </w:rPr>
+        <w:t xml:space="preserve">sophix:subscription:*</w:t>
+      </w:r>
+      <w:r>
+        <w:t xml:space="preserve">, wrapping the existing</w:t>
+      </w:r>
+      <w:r>
+        <w:t xml:space="preserve"> </w:t>
+      </w:r>
+      <w:r>
+        <w:rPr>
+          <w:rStyle w:val="VerbatimChar"/>
+        </w:rPr>
+        <w:t xml:space="preserve">OperationFramework</w:t>
+      </w:r>
+      <w:r>
+        <w:t xml:space="preserve"> </w:t>
+      </w:r>
+      <w:r>
+        <w:t xml:space="preserve">(no single-in-flight or compensation bypass):</w:t>
+      </w:r>
+    </w:p>
+    <w:tbl>
+      <w:tblPr>
+        <w:tblStyle w:val="Table"/>
+        <w:tblW w:type="auto" w:w="0"/>
+        <w:tblLook w:firstRow="1" w:lastRow="0" w:firstColumn="0" w:lastColumn="0" w:noHBand="0" w:noVBand="0" w:val="0020"/>
+        <w:jc w:val="start"/>
+      </w:tblPr>
+      <w:tblGrid>
+        <w:gridCol w:w="2640"/>
+        <w:gridCol w:w="2640"/>
+        <w:gridCol w:w="2640"/>
+      </w:tblGrid>
+      <w:tr>
+        <w:trPr>
+          <w:tblHeader w:val="true"/>
+        </w:trPr>
+        <w:tc>
+          <w:tcPr/>
+          <w:p>
+            <w:pPr>
+              <w:pStyle w:val="Compact"/>
+              <w:jc w:val="left"/>
+            </w:pPr>
+            <w:r>
+              <w:t xml:space="preserve">Command</w:t>
+            </w:r>
+          </w:p>
+        </w:tc>
+        <w:tc>
+          <w:tcPr/>
+          <w:p>
+            <w:pPr>
+              <w:pStyle w:val="Compact"/>
+              <w:jc w:val="left"/>
+            </w:pPr>
+            <w:r>
+              <w:t xml:space="preserve">Kind</w:t>
+            </w:r>
+          </w:p>
+        </w:tc>
+        <w:tc>
+          <w:tcPr/>
+          <w:p>
+            <w:pPr>
+              <w:pStyle w:val="Compact"/>
+              <w:jc w:val="left"/>
+            </w:pPr>
+            <w:r>
+              <w:t xml:space="preserve">Does</w:t>
+            </w:r>
+          </w:p>
+        </w:tc>
+      </w:tr>
+      <w:tr>
+        <w:tc>
+          <w:tcPr/>
+          <w:p>
+            <w:pPr>
+              <w:pStyle w:val="Compact"/>
+              <w:jc w:val="left"/>
+            </w:pPr>
+            <w:r>
+              <w:rPr>
+                <w:rStyle w:val="VerbatimChar"/>
+              </w:rPr>
+              <w:t xml:space="preserve">ops-status [--operator]</w:t>
+            </w:r>
+          </w:p>
+        </w:tc>
+        <w:tc>
+          <w:tcPr/>
+          <w:p>
+            <w:pPr>
+              <w:pStyle w:val="Compact"/>
+              <w:jc w:val="left"/>
+            </w:pPr>
+            <w:r>
+              <w:t xml:space="preserve">review</w:t>
+            </w:r>
+          </w:p>
+        </w:tc>
+        <w:tc>
+          <w:tcPr/>
+          <w:p>
+            <w:pPr>
+              <w:pStyle w:val="Compact"/>
+              <w:jc w:val="left"/>
+            </w:pPr>
+            <w:r>
+              <w:t xml:space="preserve">counts needing attention: in-flight ops (RESTRICT, REVERTING, started &gt;1h, never-started), FAILED / OPERATION_TIMEOUT, subs in</w:t>
+            </w:r>
+            <w:r>
+              <w:t xml:space="preserve"> </w:t>
+            </w:r>
+            <w:r>
+              <w:rPr>
+                <w:rStyle w:val="VerbatimChar"/>
+              </w:rPr>
+              <w:t xml:space="preserve">PENDING_*</w:t>
+            </w:r>
+            <w:r>
+              <w:t xml:space="preserve"> </w:t>
+            </w:r>
+            <w:r>
+              <w:t xml:space="preserve">/ RESTRICTED / SUSPENDED</w:t>
+            </w:r>
+          </w:p>
+        </w:tc>
+      </w:tr>
+      <w:tr>
+        <w:tc>
+          <w:tcPr/>
+          <w:p>
+            <w:pPr>
+              <w:pStyle w:val="Compact"/>
+              <w:jc w:val="left"/>
+            </w:pPr>
+            <w:r>
+              <w:rPr>
+                <w:rStyle w:val="VerbatimChar"/>
+              </w:rPr>
+              <w:t xml:space="preserve">operation-show {subscription}</w:t>
+            </w:r>
+          </w:p>
+        </w:tc>
+        <w:tc>
+          <w:tcPr/>
+          <w:p>
+            <w:pPr>
+              <w:pStyle w:val="Compact"/>
+              <w:jc w:val="left"/>
+            </w:pPr>
+            <w:r>
+              <w:t xml:space="preserve">review</w:t>
+            </w:r>
+          </w:p>
+        </w:tc>
+        <w:tc>
+          <w:tcPr/>
+          <w:p>
+            <w:pPr>
+              <w:pStyle w:val="Compact"/>
+              <w:jc w:val="left"/>
+            </w:pPr>
+            <w:r>
+              <w:t xml:space="preserve">one subscription's master state, its in-flight operations and applied restrictions (read-only)</w:t>
+            </w:r>
+          </w:p>
+        </w:tc>
+      </w:tr>
+      <w:tr>
+        <w:tc>
+          <w:tcPr/>
+          <w:p>
+            <w:pPr>
+              <w:pStyle w:val="Compact"/>
+              <w:jc w:val="left"/>
+            </w:pPr>
+            <w:r>
+              <w:rPr>
+                <w:rStyle w:val="VerbatimChar"/>
+              </w:rPr>
+              <w:t xml:space="preserve">operation-cancel {operation} [--reason] [--actor] --confirm</w:t>
+            </w:r>
+          </w:p>
+        </w:tc>
+        <w:tc>
+          <w:tcPr/>
+          <w:p>
+            <w:pPr>
+              <w:pStyle w:val="Compact"/>
+              <w:jc w:val="left"/>
+            </w:pPr>
+            <w:r>
+              <w:t xml:space="preserve">safe-correction</w:t>
+            </w:r>
+          </w:p>
+        </w:tc>
+        <w:tc>
+          <w:tcPr/>
+          <w:p>
+            <w:pPr>
+              <w:pStyle w:val="Compact"/>
+              <w:jc w:val="left"/>
+            </w:pPr>
+            <w:r>
+              <w:t xml:space="preserve">cancel one stuck in-flight operation via</w:t>
+            </w:r>
+            <w:r>
+              <w:t xml:space="preserve"> </w:t>
+            </w:r>
+            <w:r>
+              <w:rPr>
+                <w:rStyle w:val="VerbatimChar"/>
+              </w:rPr>
+              <w:t xml:space="preserve">OperationFramework::cancel</w:t>
+            </w:r>
+            <w:r>
+              <w:t xml:space="preserve"> </w:t>
+            </w:r>
+            <w:r>
+              <w:t xml:space="preserve">(cancels the instance, reverts a transient</w:t>
+            </w:r>
+            <w:r>
+              <w:t xml:space="preserve"> </w:t>
+            </w:r>
+            <w:r>
+              <w:rPr>
+                <w:rStyle w:val="VerbatimChar"/>
+              </w:rPr>
+              <w:t xml:space="preserve">PENDING_*</w:t>
+            </w:r>
+            <w:r>
+              <w:t xml:space="preserve"> </w:t>
+            </w:r>
+            <w:r>
+              <w:t xml:space="preserve">to prior); destructive, so</w:t>
+            </w:r>
+            <w:r>
+              <w:t xml:space="preserve"> </w:t>
+            </w:r>
+            <w:r>
+              <w:rPr>
+                <w:rStyle w:val="VerbatimChar"/>
+              </w:rPr>
+              <w:t xml:space="preserve">--confirm</w:t>
+            </w:r>
+            <w:r>
+              <w:t xml:space="preserve"> </w:t>
+            </w:r>
+            <w:r>
+              <w:t xml:space="preserve">is required</w:t>
+            </w:r>
+          </w:p>
+        </w:tc>
+      </w:tr>
+    </w:tbl>
+    <w:p>
+      <w:pPr>
+        <w:pStyle w:val="BodyText"/>
+      </w:pPr>
+      <w:r>
+        <w:rPr>
+          <w:rStyle w:val="VerbatimChar"/>
+          <w:iCs/>
+          <w:i/>
+        </w:rPr>
+        <w:t xml:space="preserve">ops-status</w:t>
+      </w:r>
+      <w:r>
+        <w:rPr>
+          <w:iCs/>
+          <w:i/>
+        </w:rPr>
+        <w:t xml:space="preserve"> </w:t>
+      </w:r>
+      <w:r>
+        <w:rPr>
+          <w:iCs/>
+          <w:i/>
+        </w:rPr>
+        <w:t xml:space="preserve">surfaces a stuck</w:t>
+      </w:r>
+      <w:r>
+        <w:rPr>
+          <w:iCs/>
+          <w:i/>
+        </w:rPr>
+        <w:t xml:space="preserve"> </w:t>
+      </w:r>
+      <w:r>
+        <w:rPr>
+          <w:rStyle w:val="VerbatimChar"/>
+          <w:iCs/>
+          <w:i/>
+        </w:rPr>
+        <w:t xml:space="preserve">PENDING_*</w:t>
+      </w:r>
+      <w:r>
+        <w:rPr>
+          <w:iCs/>
+          <w:i/>
+        </w:rPr>
+        <w:t xml:space="preserve"> </w:t>
+      </w:r>
+      <w:r>
+        <w:rPr>
+          <w:iCs/>
+          <w:i/>
+        </w:rPr>
+        <w:t xml:space="preserve">sub or a never-started op;</w:t>
+      </w:r>
+      <w:r>
+        <w:rPr>
+          <w:iCs/>
+          <w:i/>
+        </w:rPr>
+        <w:t xml:space="preserve"> </w:t>
+      </w:r>
+      <w:r>
+        <w:rPr>
+          <w:rStyle w:val="VerbatimChar"/>
+          <w:iCs/>
+          <w:i/>
+        </w:rPr>
+        <w:t xml:space="preserve">operation-show</w:t>
+      </w:r>
+      <w:r>
+        <w:rPr>
+          <w:iCs/>
+          <w:i/>
+        </w:rPr>
+        <w:t xml:space="preserve"> </w:t>
+      </w:r>
+      <w:r>
+        <w:rPr>
+          <w:iCs/>
+          <w:i/>
+        </w:rPr>
+        <w:t xml:space="preserve">explains why one sub isn't moving;</w:t>
+      </w:r>
+      <w:r>
+        <w:rPr>
+          <w:iCs/>
+          <w:i/>
+        </w:rPr>
+        <w:t xml:space="preserve"> </w:t>
+      </w:r>
+      <w:r>
+        <w:rPr>
+          <w:rStyle w:val="VerbatimChar"/>
+          <w:iCs/>
+          <w:i/>
+        </w:rPr>
+        <w:t xml:space="preserve">operation-cancel … --confirm</w:t>
+      </w:r>
+      <w:r>
+        <w:rPr>
+          <w:iCs/>
+          <w:i/>
+        </w:rPr>
+        <w:t xml:space="preserve"> </w:t>
+      </w:r>
+      <w:r>
+        <w:rPr>
+          <w:iCs/>
+          <w:i/>
+        </w:rPr>
+        <w:t xml:space="preserve">applies the same compensation as the timeout sweep (R-SUB-WF-FW-3) — no SQL, no framework bypass.</w:t>
       </w:r>
     </w:p>
     <w:bookmarkEnd w:id="52"/>

--- a/docs/as-built/docx/subscription.docx
+++ b/docs/as-built/docx/subscription.docx
@@ -924,7 +924,7 @@
               <a:graphicData uri="http://schemas.openxmlformats.org/drawingml/2006/picture">
                 <pic:pic>
                   <pic:nvPicPr>
-                    <pic:cNvPr descr="/tmp/docximg-d8ZS2x/subscription_md_1.png" id="23" name="Picture"/>
+                    <pic:cNvPr descr="/tmp/docximg-J7W2Aj/subscription_md_1.png" id="23" name="Picture"/>
                     <pic:cNvPicPr>
                       <a:picLocks noChangeArrowheads="1" noChangeAspect="1"/>
                     </pic:cNvPicPr>
@@ -1064,275 +1064,6 @@
         </w:rPr>
         <w:t xml:space="preserve">Who does what:</w:t>
       </w:r>
-      <w:r>
-        <w:t xml:space="preserve"> </w:t>
-      </w:r>
-      <w:r>
-        <w:t xml:space="preserve">An</w:t>
-      </w:r>
-      <w:r>
-        <w:t xml:space="preserve"> </w:t>
-      </w:r>
-      <w:r>
-        <w:rPr>
-          <w:rStyle w:val="VerbatimChar"/>
-        </w:rPr>
-        <w:t xml:space="preserve">upgrade</w:t>
-      </w:r>
-      <w:r>
-        <w:t xml:space="preserve"> </w:t>
-      </w:r>
-      <w:r>
-        <w:t xml:space="preserve">while the pause is still in flight (</w:t>
-      </w:r>
-      <w:r>
-        <w:rPr>
-          <w:rStyle w:val="VerbatimChar"/>
-        </w:rPr>
-        <w:t xml:space="preserve">final_state IS NULL</w:t>
-      </w:r>
-      <w:r>
-        <w:t xml:space="preserve">) →</w:t>
-      </w:r>
-      <w:r>
-        <w:t xml:space="preserve"> </w:t>
-      </w:r>
-      <w:r>
-        <w:rPr>
-          <w:rStyle w:val="VerbatimChar"/>
-        </w:rPr>
-        <w:t xml:space="preserve">trigger</w:t>
-      </w:r>
-      <w:r>
-        <w:t xml:space="preserve"> </w:t>
-      </w:r>
-      <w:r>
-        <w:t xml:space="preserve">throws</w:t>
-      </w:r>
-      <w:r>
-        <w:t xml:space="preserve"> </w:t>
-      </w:r>
-      <w:r>
-        <w:rPr>
-          <w:rStyle w:val="VerbatimChar"/>
-        </w:rPr>
-        <w:t xml:space="preserve">conflict(WAIT_FOR_OPERATION)</w:t>
-      </w:r>
-      <w:r>
-        <w:t xml:space="preserve"> </w:t>
-      </w:r>
-      <w:r>
-        <w:t xml:space="preserve">→ HTTP</w:t>
-      </w:r>
-      <w:r>
-        <w:t xml:space="preserve"> </w:t>
-      </w:r>
-      <w:r>
-        <w:rPr>
-          <w:bCs/>
-          <w:b/>
-        </w:rPr>
-        <w:t xml:space="preserve">409</w:t>
-      </w:r>
-      <w:r>
-        <w:t xml:space="preserve">. A</w:t>
-      </w:r>
-      <w:r>
-        <w:t xml:space="preserve"> </w:t>
-      </w:r>
-      <w:r>
-        <w:rPr>
-          <w:rStyle w:val="VerbatimChar"/>
-        </w:rPr>
-        <w:t xml:space="preserve">RESTRICT</w:t>
-      </w:r>
-      <w:r>
-        <w:t xml:space="preserve"> </w:t>
-      </w:r>
-      <w:r>
-        <w:t xml:space="preserve">op would be allowed</w:t>
-      </w:r>
-      <w:r>
-        <w:t xml:space="preserve"> </w:t>
-      </w:r>
-      <w:r>
-        <w:t xml:space="preserve">because it is non-exclusive (R-SUB-WF-FW-2).</w:t>
-      </w:r>
-    </w:p>
-    <w:bookmarkEnd w:id="25"/>
-    <w:bookmarkStart w:id="26" w:name="X62235cccec7b8af73d5921b87974edde98f87b7"/>
-    <w:p>
-      <w:pPr>
-        <w:pStyle w:val="Heading3"/>
-      </w:pPr>
-      <w:r>
-        <w:t xml:space="preserve">3. Idempotent retry</w:t>
-      </w:r>
-    </w:p>
-    <w:p>
-      <w:pPr>
-        <w:pStyle w:val="FirstParagraph"/>
-      </w:pPr>
-      <w:r>
-        <w:rPr>
-          <w:bCs/>
-          <w:b/>
-        </w:rPr>
-        <w:t xml:space="preserve">The story in plain English:</w:t>
-      </w:r>
-      <w:r>
-        <w:t xml:space="preserve"> </w:t>
-      </w:r>
-      <w:r>
-        <w:t xml:space="preserve">The agent's browser times out and the pause request is sent twice with</w:t>
-      </w:r>
-      <w:r>
-        <w:t xml:space="preserve"> </w:t>
-      </w:r>
-      <w:r>
-        <w:t xml:space="preserve">the same idempotency key. The system does not start a second pause — it just hands back the first one.</w:t>
-      </w:r>
-    </w:p>
-    <w:p>
-      <w:pPr>
-        <w:pStyle w:val="BodyText"/>
-      </w:pPr>
-      <w:r>
-        <w:rPr>
-          <w:bCs/>
-          <w:b/>
-        </w:rPr>
-        <w:t xml:space="preserve">Who does what:</w:t>
-      </w:r>
-      <w:r>
-        <w:t xml:space="preserve"> </w:t>
-      </w:r>
-      <w:r>
-        <w:t xml:space="preserve">Same</w:t>
-      </w:r>
-      <w:r>
-        <w:t xml:space="preserve"> </w:t>
-      </w:r>
-      <w:r>
-        <w:rPr>
-          <w:rStyle w:val="VerbatimChar"/>
-        </w:rPr>
-        <w:t xml:space="preserve">Idempotency-Key</w:t>
-      </w:r>
-      <w:r>
-        <w:t xml:space="preserve"> </w:t>
-      </w:r>
-      <w:r>
-        <w:t xml:space="preserve">→</w:t>
-      </w:r>
-      <w:r>
-        <w:t xml:space="preserve"> </w:t>
-      </w:r>
-      <w:r>
-        <w:rPr>
-          <w:rStyle w:val="VerbatimChar"/>
-        </w:rPr>
-        <w:t xml:space="preserve">trigger</w:t>
-      </w:r>
-      <w:r>
-        <w:t xml:space="preserve"> </w:t>
-      </w:r>
-      <w:r>
-        <w:t xml:space="preserve">returns the</w:t>
-      </w:r>
-      <w:r>
-        <w:t xml:space="preserve"> </w:t>
-      </w:r>
-      <w:r>
-        <w:rPr>
-          <w:bCs/>
-          <w:b/>
-        </w:rPr>
-        <w:t xml:space="preserve">original</w:t>
-      </w:r>
-      <w:r>
-        <w:t xml:space="preserve"> </w:t>
-      </w:r>
-      <w:r>
-        <w:rPr>
-          <w:rStyle w:val="VerbatimChar"/>
-        </w:rPr>
-        <w:t xml:space="preserve">subscription_operation</w:t>
-      </w:r>
-      <w:r>
-        <w:t xml:space="preserve"> </w:t>
-      </w:r>
-      <w:r>
-        <w:t xml:space="preserve">row, and no second workflow is started.</w:t>
-      </w:r>
-    </w:p>
-    <w:bookmarkEnd w:id="26"/>
-    <w:bookmarkStart w:id="30" w:name="X61390c1c2b1fac24104ac16b8b6c9f1c6549ae5"/>
-    <w:p>
-      <w:pPr>
-        <w:pStyle w:val="Heading3"/>
-      </w:pPr>
-      <w:r>
-        <w:t xml:space="preserve">4. Activate a new subscription (full workflow, pay-first park)</w:t>
-      </w:r>
-    </w:p>
-    <w:p>
-      <w:pPr>
-        <w:pStyle w:val="FirstParagraph"/>
-      </w:pPr>
-      <w:r>
-        <w:rPr>
-          <w:bCs/>
-          <w:b/>
-        </w:rPr>
-        <w:t xml:space="preserve">The story in plain English:</w:t>
-      </w:r>
-      <w:r>
-        <w:t xml:space="preserve"> </w:t>
-      </w:r>
-      <w:r>
-        <w:t xml:space="preserve">A new customer's subscription is created but not yet live. To activate</w:t>
-      </w:r>
-      <w:r>
-        <w:t xml:space="preserve"> </w:t>
-      </w:r>
-      <w:r>
-        <w:t xml:space="preserve">it the system validates everything, and if there is an activation fee that must be paid up front, it</w:t>
-      </w:r>
-      <w:r>
-        <w:t xml:space="preserve"> </w:t>
-      </w:r>
-      <w:r>
-        <w:rPr>
-          <w:bCs/>
-          <w:b/>
-        </w:rPr>
-        <w:t xml:space="preserve">pauses and waits</w:t>
-      </w:r>
-      <w:r>
-        <w:t xml:space="preserve"> </w:t>
-      </w:r>
-      <w:r>
-        <w:t xml:space="preserve">for the money to land before switching the service on. Once paid (or if no fee), it</w:t>
-      </w:r>
-      <w:r>
-        <w:t xml:space="preserve"> </w:t>
-      </w:r>
-      <w:r>
-        <w:t xml:space="preserve">flips the subscription ACTIVE and tells the network to provision it.</w:t>
-      </w:r>
-    </w:p>
-    <w:p>
-      <w:pPr>
-        <w:pStyle w:val="BodyText"/>
-      </w:pPr>
-      <w:r>
-        <w:rPr>
-          <w:bCs/>
-          <w:b/>
-        </w:rPr>
-        <w:t xml:space="preserve">Who does what:</w:t>
-      </w:r>
     </w:p>
     <w:p>
       <w:pPr>
@@ -1343,46 +1074,31 @@
         <w:pStyle w:val="Compact"/>
       </w:pPr>
       <w:r>
-        <w:rPr>
-          <w:rStyle w:val="VerbatimChar"/>
-        </w:rPr>
-        <w:t xml:space="preserve">…/activate</w:t>
-      </w:r>
-      <w:r>
-        <w:t xml:space="preserve"> </w:t>
-      </w:r>
-      <w:r>
-        <w:t xml:space="preserve">→</w:t>
-      </w:r>
-      <w:r>
-        <w:t xml:space="preserve"> </w:t>
-      </w:r>
-      <w:r>
-        <w:rPr>
-          <w:rStyle w:val="VerbatimChar"/>
-        </w:rPr>
-        <w:t xml:space="preserve">trigger('ACTIVATE')</w:t>
-      </w:r>
-      <w:r>
-        <w:t xml:space="preserve"> </w:t>
-      </w:r>
-      <w:r>
-        <w:t xml:space="preserve">→</w:t>
-      </w:r>
-      <w:r>
-        <w:t xml:space="preserve"> </w:t>
-      </w:r>
-      <w:r>
-        <w:rPr>
-          <w:rStyle w:val="VerbatimChar"/>
-        </w:rPr>
-        <w:t xml:space="preserve">sub-activate</w:t>
-      </w:r>
-      <w:r>
-        <w:t xml:space="preserve"> </w:t>
-      </w:r>
-      <w:r>
-        <w:t xml:space="preserve">workflow.</w:t>
+        <w:t xml:space="preserve">An</w:t>
+      </w:r>
+      <w:r>
+        <w:t xml:space="preserve"> </w:t>
+      </w:r>
+      <w:r>
+        <w:rPr>
+          <w:rStyle w:val="VerbatimChar"/>
+        </w:rPr>
+        <w:t xml:space="preserve">upgrade</w:t>
+      </w:r>
+      <w:r>
+        <w:t xml:space="preserve"> </w:t>
+      </w:r>
+      <w:r>
+        <w:t xml:space="preserve">while the pause is still in flight (</w:t>
+      </w:r>
+      <w:r>
+        <w:rPr>
+          <w:rStyle w:val="VerbatimChar"/>
+        </w:rPr>
+        <w:t xml:space="preserve">final_state IS NULL</w:t>
+      </w:r>
+      <w:r>
+        <w:t xml:space="preserve">).</w:t>
       </w:r>
     </w:p>
     <w:p>
@@ -1397,13 +1113,41 @@
         <w:rPr>
           <w:rStyle w:val="VerbatimChar"/>
         </w:rPr>
-        <w:t xml:space="preserve">ValidateActivationHandler</w:t>
-      </w:r>
-      <w:r>
-        <w:t xml:space="preserve"> </w:t>
-      </w:r>
-      <w:r>
-        <w:t xml:space="preserve">checks preconditions.</w:t>
+        <w:t xml:space="preserve">trigger</w:t>
+      </w:r>
+      <w:r>
+        <w:t xml:space="preserve"> </w:t>
+      </w:r>
+      <w:r>
+        <w:t xml:space="preserve">throws</w:t>
+      </w:r>
+      <w:r>
+        <w:t xml:space="preserve"> </w:t>
+      </w:r>
+      <w:r>
+        <w:rPr>
+          <w:rStyle w:val="VerbatimChar"/>
+        </w:rPr>
+        <w:t xml:space="preserve">conflict(WAIT_FOR_OPERATION)</w:t>
+      </w:r>
+      <w:r>
+        <w:t xml:space="preserve"> </w:t>
+      </w:r>
+      <w:r>
+        <w:t xml:space="preserve">→ HTTP</w:t>
+      </w:r>
+      <w:r>
+        <w:t xml:space="preserve"> </w:t>
+      </w:r>
+      <w:r>
+        <w:rPr>
+          <w:bCs/>
+          <w:b/>
+        </w:rPr>
+        <w:t xml:space="preserve">409</w:t>
+      </w:r>
+      <w:r>
+        <w:t xml:space="preserve">.</w:t>
       </w:r>
     </w:p>
     <w:p>
@@ -1415,81 +1159,204 @@
         <w:pStyle w:val="Compact"/>
       </w:pPr>
       <w:r>
-        <w:rPr>
-          <w:rStyle w:val="VerbatimChar"/>
-        </w:rPr>
-        <w:t xml:space="preserve">BillingIntentHandler</w:t>
-      </w:r>
-      <w:r>
-        <w:t xml:space="preserve"> </w:t>
-      </w:r>
-      <w:r>
-        <w:t xml:space="preserve">— if an activation fee is</w:t>
-      </w:r>
-      <w:r>
-        <w:t xml:space="preserve"> </w:t>
-      </w:r>
+        <w:t xml:space="preserve">A</w:t>
+      </w:r>
+      <w:r>
+        <w:t xml:space="preserve"> </w:t>
+      </w:r>
+      <w:r>
+        <w:rPr>
+          <w:rStyle w:val="VerbatimChar"/>
+        </w:rPr>
+        <w:t xml:space="preserve">RESTRICT</w:t>
+      </w:r>
+      <w:r>
+        <w:t xml:space="preserve"> </w:t>
+      </w:r>
+      <w:r>
+        <w:t xml:space="preserve">op would be allowed because it is non-exclusive (R-SUB-WF-FW-2).</w:t>
+      </w:r>
+    </w:p>
+    <w:bookmarkEnd w:id="25"/>
+    <w:bookmarkStart w:id="26" w:name="X62235cccec7b8af73d5921b87974edde98f87b7"/>
+    <w:p>
+      <w:pPr>
+        <w:pStyle w:val="Heading3"/>
+      </w:pPr>
+      <w:r>
+        <w:t xml:space="preserve">3. Idempotent retry</w:t>
+      </w:r>
+    </w:p>
+    <w:p>
+      <w:pPr>
+        <w:pStyle w:val="FirstParagraph"/>
+      </w:pPr>
       <w:r>
         <w:rPr>
           <w:bCs/>
           <w:b/>
         </w:rPr>
-        <w:t xml:space="preserve">pay-first</w:t>
-      </w:r>
-      <w:r>
-        <w:t xml:space="preserve">, parks the operation in</w:t>
-      </w:r>
-      <w:r>
-        <w:t xml:space="preserve"> </w:t>
-      </w:r>
-      <w:r>
-        <w:rPr>
-          <w:rStyle w:val="VerbatimChar"/>
-        </w:rPr>
-        <w:t xml:space="preserve">AWAITING_PAYMENT</w:t>
-      </w:r>
-      <w:r>
-        <w:t xml:space="preserve"> </w:t>
-      </w:r>
-      <w:r>
-        <w:t xml:space="preserve">on a</w:t>
-      </w:r>
-      <w:r>
-        <w:t xml:space="preserve"> </w:t>
-      </w:r>
-      <w:r>
-        <w:rPr>
-          <w:rStyle w:val="VerbatimChar"/>
-        </w:rPr>
-        <w:t xml:space="preserve">ful-payment-received</w:t>
-      </w:r>
-      <w:r>
-        <w:t xml:space="preserve"> </w:t>
-      </w:r>
-      <w:r>
-        <w:t xml:space="preserve">catch until</w:t>
-      </w:r>
-      <w:r>
-        <w:t xml:space="preserve"> </w:t>
-      </w:r>
-      <w:r>
-        <w:rPr>
-          <w:rStyle w:val="VerbatimChar"/>
-        </w:rPr>
-        <w:t xml:space="preserve">InvoicePaid</w:t>
-      </w:r>
-      <w:r>
-        <w:t xml:space="preserve"> </w:t>
-      </w:r>
-      <w:r>
-        <w:t xml:space="preserve">arrives.</w:t>
+        <w:t xml:space="preserve">The story in plain English:</w:t>
+      </w:r>
+      <w:r>
+        <w:t xml:space="preserve"> </w:t>
+      </w:r>
+      <w:r>
+        <w:t xml:space="preserve">The agent's browser times out and the pause request is sent twice with</w:t>
+      </w:r>
+      <w:r>
+        <w:t xml:space="preserve"> </w:t>
+      </w:r>
+      <w:r>
+        <w:t xml:space="preserve">the same idempotency key. The system does not start a second pause — it just hands back the first one.</w:t>
+      </w:r>
+    </w:p>
+    <w:p>
+      <w:pPr>
+        <w:pStyle w:val="BodyText"/>
+      </w:pPr>
+      <w:r>
+        <w:rPr>
+          <w:bCs/>
+          <w:b/>
+        </w:rPr>
+        <w:t xml:space="preserve">Who does what:</w:t>
+      </w:r>
+      <w:r>
+        <w:t xml:space="preserve"> </w:t>
+      </w:r>
+      <w:r>
+        <w:t xml:space="preserve">Same</w:t>
+      </w:r>
+      <w:r>
+        <w:t xml:space="preserve"> </w:t>
+      </w:r>
+      <w:r>
+        <w:rPr>
+          <w:rStyle w:val="VerbatimChar"/>
+        </w:rPr>
+        <w:t xml:space="preserve">Idempotency-Key</w:t>
+      </w:r>
+      <w:r>
+        <w:t xml:space="preserve"> </w:t>
+      </w:r>
+      <w:r>
+        <w:t xml:space="preserve">→</w:t>
+      </w:r>
+      <w:r>
+        <w:t xml:space="preserve"> </w:t>
+      </w:r>
+      <w:r>
+        <w:rPr>
+          <w:rStyle w:val="VerbatimChar"/>
+        </w:rPr>
+        <w:t xml:space="preserve">trigger</w:t>
+      </w:r>
+      <w:r>
+        <w:t xml:space="preserve"> </w:t>
+      </w:r>
+      <w:r>
+        <w:t xml:space="preserve">returns the</w:t>
+      </w:r>
+      <w:r>
+        <w:t xml:space="preserve"> </w:t>
+      </w:r>
+      <w:r>
+        <w:rPr>
+          <w:bCs/>
+          <w:b/>
+        </w:rPr>
+        <w:t xml:space="preserve">original</w:t>
+      </w:r>
+      <w:r>
+        <w:t xml:space="preserve"> </w:t>
+      </w:r>
+      <w:r>
+        <w:rPr>
+          <w:rStyle w:val="VerbatimChar"/>
+        </w:rPr>
+        <w:t xml:space="preserve">subscription_operation</w:t>
+      </w:r>
+      <w:r>
+        <w:t xml:space="preserve"> </w:t>
+      </w:r>
+      <w:r>
+        <w:t xml:space="preserve">row, and no second workflow is started.</w:t>
+      </w:r>
+    </w:p>
+    <w:bookmarkEnd w:id="26"/>
+    <w:bookmarkStart w:id="30" w:name="X61390c1c2b1fac24104ac16b8b6c9f1c6549ae5"/>
+    <w:p>
+      <w:pPr>
+        <w:pStyle w:val="Heading3"/>
+      </w:pPr>
+      <w:r>
+        <w:t xml:space="preserve">4. Activate a new subscription (full workflow, pay-first park)</w:t>
+      </w:r>
+    </w:p>
+    <w:p>
+      <w:pPr>
+        <w:pStyle w:val="FirstParagraph"/>
+      </w:pPr>
+      <w:r>
+        <w:rPr>
+          <w:bCs/>
+          <w:b/>
+        </w:rPr>
+        <w:t xml:space="preserve">The story in plain English:</w:t>
+      </w:r>
+      <w:r>
+        <w:t xml:space="preserve"> </w:t>
+      </w:r>
+      <w:r>
+        <w:t xml:space="preserve">A new customer's subscription is created but not yet live. To activate</w:t>
+      </w:r>
+      <w:r>
+        <w:t xml:space="preserve"> </w:t>
+      </w:r>
+      <w:r>
+        <w:t xml:space="preserve">it the system validates everything, and if there is an activation fee that must be paid up front, it</w:t>
+      </w:r>
+      <w:r>
+        <w:t xml:space="preserve"> </w:t>
+      </w:r>
+      <w:r>
+        <w:rPr>
+          <w:bCs/>
+          <w:b/>
+        </w:rPr>
+        <w:t xml:space="preserve">pauses and waits</w:t>
+      </w:r>
+      <w:r>
+        <w:t xml:space="preserve"> </w:t>
+      </w:r>
+      <w:r>
+        <w:t xml:space="preserve">for the money to land before switching the service on. Once paid (or if no fee), it</w:t>
+      </w:r>
+      <w:r>
+        <w:t xml:space="preserve"> </w:t>
+      </w:r>
+      <w:r>
+        <w:t xml:space="preserve">flips the subscription ACTIVE and tells the network to provision it.</w:t>
+      </w:r>
+    </w:p>
+    <w:p>
+      <w:pPr>
+        <w:pStyle w:val="BodyText"/>
+      </w:pPr>
+      <w:r>
+        <w:rPr>
+          <w:bCs/>
+          <w:b/>
+        </w:rPr>
+        <w:t xml:space="preserve">Who does what:</w:t>
       </w:r>
     </w:p>
     <w:p>
       <w:pPr>
         <w:numPr>
           <w:ilvl w:val="0"/>
-          <w:numId w:val="1003"/>
+          <w:numId w:val="1004"/>
         </w:numPr>
         <w:pStyle w:val="Compact"/>
       </w:pPr>
@@ -1497,47 +1364,198 @@
         <w:rPr>
           <w:rStyle w:val="VerbatimChar"/>
         </w:rPr>
-        <w:t xml:space="preserve">ActivateHandler</w:t>
-      </w:r>
-      <w:r>
-        <w:t xml:space="preserve"> </w:t>
-      </w:r>
-      <w:r>
-        <w:t xml:space="preserve">runs</w:t>
-      </w:r>
-      <w:r>
-        <w:t xml:space="preserve"> </w:t>
-      </w:r>
-      <w:r>
-        <w:rPr>
-          <w:rStyle w:val="VerbatimChar"/>
-        </w:rPr>
-        <w:t xml:space="preserve">transitionStatus(ACTIVE)</w:t>
-      </w:r>
-      <w:r>
-        <w:t xml:space="preserve"> </w:t>
-      </w:r>
-      <w:r>
-        <w:t xml:space="preserve">and emits</w:t>
-      </w:r>
-      <w:r>
-        <w:t xml:space="preserve"> </w:t>
-      </w:r>
-      <w:r>
-        <w:rPr>
-          <w:rStyle w:val="VerbatimChar"/>
-        </w:rPr>
-        <w:t xml:space="preserve">SubscriptionActivated</w:t>
-      </w:r>
-      <w:r>
-        <w:t xml:space="preserve">.</w:t>
+        <w:t xml:space="preserve">…/activate</w:t>
+      </w:r>
+      <w:r>
+        <w:t xml:space="preserve"> </w:t>
+      </w:r>
+      <w:r>
+        <w:t xml:space="preserve">→</w:t>
+      </w:r>
+      <w:r>
+        <w:t xml:space="preserve"> </w:t>
+      </w:r>
+      <w:r>
+        <w:rPr>
+          <w:rStyle w:val="VerbatimChar"/>
+        </w:rPr>
+        <w:t xml:space="preserve">trigger('ACTIVATE')</w:t>
+      </w:r>
+      <w:r>
+        <w:t xml:space="preserve"> </w:t>
+      </w:r>
+      <w:r>
+        <w:t xml:space="preserve">→</w:t>
+      </w:r>
+      <w:r>
+        <w:t xml:space="preserve"> </w:t>
+      </w:r>
+      <w:r>
+        <w:rPr>
+          <w:rStyle w:val="VerbatimChar"/>
+        </w:rPr>
+        <w:t xml:space="preserve">sub-activate</w:t>
+      </w:r>
+      <w:r>
+        <w:t xml:space="preserve"> </w:t>
+      </w:r>
+      <w:r>
+        <w:t xml:space="preserve">workflow.</w:t>
       </w:r>
     </w:p>
     <w:p>
       <w:pPr>
         <w:numPr>
           <w:ilvl w:val="0"/>
-          <w:numId w:val="1003"/>
+          <w:numId w:val="1004"/>
+        </w:numPr>
+        <w:pStyle w:val="Compact"/>
+      </w:pPr>
+      <w:r>
+        <w:rPr>
+          <w:rStyle w:val="VerbatimChar"/>
+        </w:rPr>
+        <w:t xml:space="preserve">ValidateActivationHandler</w:t>
+      </w:r>
+      <w:r>
+        <w:t xml:space="preserve"> </w:t>
+      </w:r>
+      <w:r>
+        <w:t xml:space="preserve">checks preconditions.</w:t>
+      </w:r>
+    </w:p>
+    <w:p>
+      <w:pPr>
+        <w:numPr>
+          <w:ilvl w:val="0"/>
+          <w:numId w:val="1004"/>
+        </w:numPr>
+        <w:pStyle w:val="Compact"/>
+      </w:pPr>
+      <w:r>
+        <w:rPr>
+          <w:rStyle w:val="VerbatimChar"/>
+        </w:rPr>
+        <w:t xml:space="preserve">BillingIntentHandler</w:t>
+      </w:r>
+      <w:r>
+        <w:t xml:space="preserve"> </w:t>
+      </w:r>
+      <w:r>
+        <w:t xml:space="preserve">— if an activation fee is</w:t>
+      </w:r>
+      <w:r>
+        <w:t xml:space="preserve"> </w:t>
+      </w:r>
+      <w:r>
+        <w:rPr>
+          <w:bCs/>
+          <w:b/>
+        </w:rPr>
+        <w:t xml:space="preserve">pay-first</w:t>
+      </w:r>
+      <w:r>
+        <w:t xml:space="preserve">, parks the operation in</w:t>
+      </w:r>
+      <w:r>
+        <w:t xml:space="preserve"> </w:t>
+      </w:r>
+      <w:r>
+        <w:rPr>
+          <w:rStyle w:val="VerbatimChar"/>
+        </w:rPr>
+        <w:t xml:space="preserve">AWAITING_PAYMENT</w:t>
+      </w:r>
+      <w:r>
+        <w:t xml:space="preserve"> </w:t>
+      </w:r>
+      <w:r>
+        <w:t xml:space="preserve">on a</w:t>
+      </w:r>
+      <w:r>
+        <w:t xml:space="preserve"> </w:t>
+      </w:r>
+      <w:r>
+        <w:rPr>
+          <w:rStyle w:val="VerbatimChar"/>
+        </w:rPr>
+        <w:t xml:space="preserve">ful-payment-received</w:t>
+      </w:r>
+      <w:r>
+        <w:t xml:space="preserve"> </w:t>
+      </w:r>
+      <w:r>
+        <w:t xml:space="preserve">catch until</w:t>
+      </w:r>
+      <w:r>
+        <w:t xml:space="preserve"> </w:t>
+      </w:r>
+      <w:r>
+        <w:rPr>
+          <w:rStyle w:val="VerbatimChar"/>
+        </w:rPr>
+        <w:t xml:space="preserve">InvoicePaid</w:t>
+      </w:r>
+      <w:r>
+        <w:t xml:space="preserve"> </w:t>
+      </w:r>
+      <w:r>
+        <w:t xml:space="preserve">arrives.</w:t>
+      </w:r>
+    </w:p>
+    <w:p>
+      <w:pPr>
+        <w:numPr>
+          <w:ilvl w:val="0"/>
+          <w:numId w:val="1004"/>
+        </w:numPr>
+        <w:pStyle w:val="Compact"/>
+      </w:pPr>
+      <w:r>
+        <w:rPr>
+          <w:rStyle w:val="VerbatimChar"/>
+        </w:rPr>
+        <w:t xml:space="preserve">ActivateHandler</w:t>
+      </w:r>
+      <w:r>
+        <w:t xml:space="preserve"> </w:t>
+      </w:r>
+      <w:r>
+        <w:t xml:space="preserve">runs</w:t>
+      </w:r>
+      <w:r>
+        <w:t xml:space="preserve"> </w:t>
+      </w:r>
+      <w:r>
+        <w:rPr>
+          <w:rStyle w:val="VerbatimChar"/>
+        </w:rPr>
+        <w:t xml:space="preserve">transitionStatus(ACTIVE)</w:t>
+      </w:r>
+      <w:r>
+        <w:t xml:space="preserve"> </w:t>
+      </w:r>
+      <w:r>
+        <w:t xml:space="preserve">and emits</w:t>
+      </w:r>
+      <w:r>
+        <w:t xml:space="preserve"> </w:t>
+      </w:r>
+      <w:r>
+        <w:rPr>
+          <w:rStyle w:val="VerbatimChar"/>
+        </w:rPr>
+        <w:t xml:space="preserve">SubscriptionActivated</w:t>
+      </w:r>
+      <w:r>
+        <w:t xml:space="preserve">.</w:t>
+      </w:r>
+    </w:p>
+    <w:p>
+      <w:pPr>
+        <w:numPr>
+          <w:ilvl w:val="0"/>
+          <w:numId w:val="1004"/>
         </w:numPr>
         <w:pStyle w:val="Compact"/>
       </w:pPr>
@@ -1568,7 +1586,7 @@
               <a:graphicData uri="http://schemas.openxmlformats.org/drawingml/2006/picture">
                 <pic:pic>
                   <pic:nvPicPr>
-                    <pic:cNvPr descr="/tmp/docximg-d8ZS2x/subscription_md_2.png" id="29" name="Picture"/>
+                    <pic:cNvPr descr="/tmp/docximg-J7W2Aj/subscription_md_2.png" id="29" name="Picture"/>
                     <pic:cNvPicPr>
                       <a:picLocks noChangeArrowheads="1" noChangeAspect="1"/>
                     </pic:cNvPicPr>
@@ -1696,9 +1714,15 @@
         </w:rPr>
         <w:t xml:space="preserve">Who does what:</w:t>
       </w:r>
-      <w:r>
-        <w:t xml:space="preserve"> </w:t>
-      </w:r>
+    </w:p>
+    <w:p>
+      <w:pPr>
+        <w:numPr>
+          <w:ilvl w:val="0"/>
+          <w:numId w:val="1005"/>
+        </w:numPr>
+        <w:pStyle w:val="Compact"/>
+      </w:pPr>
       <w:r>
         <w:rPr>
           <w:rStyle w:val="VerbatimChar"/>
@@ -1721,11 +1745,17 @@
         <w:t xml:space="preserve">sub-upgrade</w:t>
       </w:r>
       <w:r>
-        <w:t xml:space="preserve">:</w:t>
-      </w:r>
-      <w:r>
-        <w:t xml:space="preserve"> </w:t>
-      </w:r>
+        <w:t xml:space="preserve">.</w:t>
+      </w:r>
+    </w:p>
+    <w:p>
+      <w:pPr>
+        <w:numPr>
+          <w:ilvl w:val="0"/>
+          <w:numId w:val="1005"/>
+        </w:numPr>
+        <w:pStyle w:val="Compact"/>
+      </w:pPr>
       <w:r>
         <w:rPr>
           <w:rStyle w:val="VerbatimChar"/>
@@ -1733,14 +1763,17 @@
         <w:t xml:space="preserve">ValidatePackageChangeHandler</w:t>
       </w:r>
       <w:r>
-        <w:t xml:space="preserve"> </w:t>
-      </w:r>
-      <w:r>
-        <w:t xml:space="preserve">→</w:t>
-      </w:r>
-      <w:r>
-        <w:t xml:space="preserve"> </w:t>
-      </w:r>
+        <w:t xml:space="preserve">.</w:t>
+      </w:r>
+    </w:p>
+    <w:p>
+      <w:pPr>
+        <w:numPr>
+          <w:ilvl w:val="0"/>
+          <w:numId w:val="1005"/>
+        </w:numPr>
+        <w:pStyle w:val="Compact"/>
+      </w:pPr>
       <w:r>
         <w:rPr>
           <w:rStyle w:val="VerbatimChar"/>
@@ -1767,11 +1800,17 @@
         <w:t xml:space="preserve"> </w:t>
       </w:r>
       <w:r>
-        <w:t xml:space="preserve">via the BillingIntent path) →</w:t>
-      </w:r>
-      <w:r>
-        <w:t xml:space="preserve"> </w:t>
-      </w:r>
+        <w:t xml:space="preserve">via the BillingIntent path).</w:t>
+      </w:r>
+    </w:p>
+    <w:p>
+      <w:pPr>
+        <w:numPr>
+          <w:ilvl w:val="0"/>
+          <w:numId w:val="1005"/>
+        </w:numPr>
+        <w:pStyle w:val="Compact"/>
+      </w:pPr>
       <w:r>
         <w:rPr>
           <w:rStyle w:val="VerbatimChar"/>
@@ -1803,11 +1842,17 @@
         <w:t xml:space="preserve">package_version_id</w:t>
       </w:r>
       <w:r>
-        <w:t xml:space="preserve">) →</w:t>
-      </w:r>
-      <w:r>
-        <w:t xml:space="preserve"> </w:t>
-      </w:r>
+        <w:t xml:space="preserve">).</w:t>
+      </w:r>
+    </w:p>
+    <w:p>
+      <w:pPr>
+        <w:numPr>
+          <w:ilvl w:val="0"/>
+          <w:numId w:val="1005"/>
+        </w:numPr>
+        <w:pStyle w:val="Compact"/>
+      </w:pPr>
       <w:r>
         <w:rPr>
           <w:rStyle w:val="VerbatimChar"/>
@@ -1863,9 +1908,15 @@
         </w:rPr>
         <w:t xml:space="preserve">Who does what:</w:t>
       </w:r>
-      <w:r>
-        <w:t xml:space="preserve"> </w:t>
-      </w:r>
+    </w:p>
+    <w:p>
+      <w:pPr>
+        <w:numPr>
+          <w:ilvl w:val="0"/>
+          <w:numId w:val="1006"/>
+        </w:numPr>
+        <w:pStyle w:val="Compact"/>
+      </w:pPr>
       <w:r>
         <w:rPr>
           <w:rStyle w:val="VerbatimChar"/>
@@ -1888,11 +1939,17 @@
         <w:t xml:space="preserve">sub-terminate</w:t>
       </w:r>
       <w:r>
-        <w:t xml:space="preserve">:</w:t>
-      </w:r>
-      <w:r>
-        <w:t xml:space="preserve"> </w:t>
-      </w:r>
+        <w:t xml:space="preserve">.</w:t>
+      </w:r>
+    </w:p>
+    <w:p>
+      <w:pPr>
+        <w:numPr>
+          <w:ilvl w:val="0"/>
+          <w:numId w:val="1006"/>
+        </w:numPr>
+        <w:pStyle w:val="Compact"/>
+      </w:pPr>
       <w:r>
         <w:rPr>
           <w:rStyle w:val="VerbatimChar"/>
@@ -1903,11 +1960,17 @@
         <w:t xml:space="preserve"> </w:t>
       </w:r>
       <w:r>
-        <w:t xml:space="preserve">(raises an OSR pickup) →</w:t>
-      </w:r>
-      <w:r>
-        <w:t xml:space="preserve"> </w:t>
-      </w:r>
+        <w:t xml:space="preserve">(raises an OSR pickup).</w:t>
+      </w:r>
+    </w:p>
+    <w:p>
+      <w:pPr>
+        <w:numPr>
+          <w:ilvl w:val="0"/>
+          <w:numId w:val="1006"/>
+        </w:numPr>
+        <w:pStyle w:val="Compact"/>
+      </w:pPr>
       <w:r>
         <w:rPr>
           <w:rStyle w:val="VerbatimChar"/>
@@ -2002,9 +2065,15 @@
         </w:rPr>
         <w:t xml:space="preserve">Who does what:</w:t>
       </w:r>
-      <w:r>
-        <w:t xml:space="preserve"> </w:t>
-      </w:r>
+    </w:p>
+    <w:p>
+      <w:pPr>
+        <w:numPr>
+          <w:ilvl w:val="0"/>
+          <w:numId w:val="1007"/>
+        </w:numPr>
+        <w:pStyle w:val="Compact"/>
+      </w:pPr>
       <w:r>
         <w:rPr>
           <w:rStyle w:val="VerbatimChar"/>
@@ -2058,7 +2127,19 @@
         <w:t xml:space="preserve">status_code</w:t>
       </w:r>
       <w:r>
-        <w:t xml:space="preserve">): writes a</w:t>
+        <w:t xml:space="preserve">).</w:t>
+      </w:r>
+    </w:p>
+    <w:p>
+      <w:pPr>
+        <w:numPr>
+          <w:ilvl w:val="0"/>
+          <w:numId w:val="1007"/>
+        </w:numPr>
+        <w:pStyle w:val="Compact"/>
+      </w:pPr>
+      <w:r>
+        <w:t xml:space="preserve">writes a</w:t>
       </w:r>
       <w:r>
         <w:t xml:space="preserve"> </w:t>
@@ -2070,13 +2151,31 @@
         <w:t xml:space="preserve">subscription_restriction</w:t>
       </w:r>
       <w:r>
-        <w:t xml:space="preserve">, broadcasts to</w:t>
-      </w:r>
-      <w:r>
-        <w:t xml:space="preserve"> </w:t>
-      </w:r>
-      <w:r>
-        <w:t xml:space="preserve">Provisioning, emits</w:t>
+        <w:t xml:space="preserve">.</w:t>
+      </w:r>
+    </w:p>
+    <w:p>
+      <w:pPr>
+        <w:numPr>
+          <w:ilvl w:val="0"/>
+          <w:numId w:val="1007"/>
+        </w:numPr>
+        <w:pStyle w:val="Compact"/>
+      </w:pPr>
+      <w:r>
+        <w:t xml:space="preserve">broadcasts to Provisioning.</w:t>
+      </w:r>
+    </w:p>
+    <w:p>
+      <w:pPr>
+        <w:numPr>
+          <w:ilvl w:val="0"/>
+          <w:numId w:val="1007"/>
+        </w:numPr>
+        <w:pStyle w:val="Compact"/>
+      </w:pPr>
+      <w:r>
+        <w:t xml:space="preserve">emits</w:t>
       </w:r>
       <w:r>
         <w:t xml:space="preserve"> </w:t>
@@ -2088,7 +2187,19 @@
         <w:t xml:space="preserve">SubscriptionRestrictionAdded</w:t>
       </w:r>
       <w:r>
-        <w:t xml:space="preserve">. Runs even with another op in flight (R-SUB-WF-FW-2).</w:t>
+        <w:t xml:space="preserve">.</w:t>
+      </w:r>
+    </w:p>
+    <w:p>
+      <w:pPr>
+        <w:numPr>
+          <w:ilvl w:val="0"/>
+          <w:numId w:val="1007"/>
+        </w:numPr>
+        <w:pStyle w:val="Compact"/>
+      </w:pPr>
+      <w:r>
+        <w:t xml:space="preserve">Runs even with another op in flight (R-SUB-WF-FW-2).</w:t>
       </w:r>
     </w:p>
     <w:bookmarkEnd w:id="33"/>
@@ -2158,113 +2269,146 @@
         </w:rPr>
         <w:t xml:space="preserve">Who does what:</w:t>
       </w:r>
-      <w:r>
-        <w:t xml:space="preserve"> </w:t>
-      </w:r>
-      <w:r>
-        <w:rPr>
-          <w:rStyle w:val="VerbatimChar"/>
-        </w:rPr>
-        <w:t xml:space="preserve">POST /api/subscription-operations/{op}/cancel</w:t>
-      </w:r>
-      <w:r>
-        <w:t xml:space="preserve"> </w:t>
-      </w:r>
-      <w:r>
-        <w:t xml:space="preserve">→</w:t>
-      </w:r>
-      <w:r>
-        <w:t xml:space="preserve"> </w:t>
-      </w:r>
-      <w:r>
-        <w:rPr>
-          <w:rStyle w:val="VerbatimChar"/>
-        </w:rPr>
-        <w:t xml:space="preserve">OperationFramework::cancel</w:t>
-      </w:r>
-      <w:r>
-        <w:t xml:space="preserve">:</w:t>
-      </w:r>
-      <w:r>
-        <w:t xml:space="preserve"> </w:t>
-      </w:r>
-      <w:r>
-        <w:t xml:space="preserve">cancels the running</w:t>
-      </w:r>
-      <w:r>
-        <w:t xml:space="preserve"> </w:t>
-      </w:r>
-      <w:r>
-        <w:rPr>
-          <w:rStyle w:val="VerbatimChar"/>
-        </w:rPr>
-        <w:t xml:space="preserve">process_instance</w:t>
-      </w:r>
-      <w:r>
-        <w:t xml:space="preserve"> </w:t>
-      </w:r>
-      <w:r>
-        <w:t xml:space="preserve">and, if the master sits in a transient</w:t>
-      </w:r>
-      <w:r>
-        <w:t xml:space="preserve"> </w:t>
-      </w:r>
-      <w:r>
-        <w:rPr>
-          <w:rStyle w:val="VerbatimChar"/>
-        </w:rPr>
-        <w:t xml:space="preserve">PENDING_*</w:t>
-      </w:r>
-      <w:r>
-        <w:t xml:space="preserve">,</w:t>
-      </w:r>
-      <w:r>
-        <w:t xml:space="preserve"> </w:t>
-      </w:r>
-      <w:r>
-        <w:rPr>
-          <w:bCs/>
-          <w:b/>
-        </w:rPr>
-        <w:t xml:space="preserve">reverts</w:t>
-      </w:r>
-      <w:r>
-        <w:t xml:space="preserve"> </w:t>
-      </w:r>
-      <w:r>
-        <w:t xml:space="preserve">it to</w:t>
-      </w:r>
-      <w:r>
-        <w:t xml:space="preserve"> </w:t>
-      </w:r>
-      <w:r>
-        <w:rPr>
-          <w:rStyle w:val="VerbatimChar"/>
-        </w:rPr>
-        <w:t xml:space="preserve">prior_subscription_status</w:t>
-      </w:r>
-      <w:r>
-        <w:t xml:space="preserve"> </w:t>
-      </w:r>
-      <w:r>
-        <w:t xml:space="preserve">(R-SUB-WF-FW-3). Emits</w:t>
-      </w:r>
-      <w:r>
-        <w:t xml:space="preserve"> </w:t>
-      </w:r>
-      <w:r>
-        <w:rPr>
-          <w:rStyle w:val="VerbatimChar"/>
-        </w:rPr>
-        <w:t xml:space="preserve">SubscriptionOperationCancelled</w:t>
-      </w:r>
-      <w:r>
-        <w:t xml:space="preserve">.</w:t>
-      </w:r>
     </w:p>
     <w:p>
       <w:pPr>
-        <w:pStyle w:val="BodyText"/>
+        <w:numPr>
+          <w:ilvl w:val="0"/>
+          <w:numId w:val="1008"/>
+        </w:numPr>
+        <w:pStyle w:val="Compact"/>
+      </w:pPr>
+      <w:r>
+        <w:rPr>
+          <w:rStyle w:val="VerbatimChar"/>
+        </w:rPr>
+        <w:t xml:space="preserve">POST /api/subscription-operations/{op}/cancel</w:t>
+      </w:r>
+      <w:r>
+        <w:t xml:space="preserve"> </w:t>
+      </w:r>
+      <w:r>
+        <w:t xml:space="preserve">→</w:t>
+      </w:r>
+      <w:r>
+        <w:t xml:space="preserve"> </w:t>
+      </w:r>
+      <w:r>
+        <w:rPr>
+          <w:rStyle w:val="VerbatimChar"/>
+        </w:rPr>
+        <w:t xml:space="preserve">OperationFramework::cancel</w:t>
+      </w:r>
+      <w:r>
+        <w:t xml:space="preserve">.</w:t>
+      </w:r>
+    </w:p>
+    <w:p>
+      <w:pPr>
+        <w:numPr>
+          <w:ilvl w:val="0"/>
+          <w:numId w:val="1008"/>
+        </w:numPr>
+        <w:pStyle w:val="Compact"/>
+      </w:pPr>
+      <w:r>
+        <w:t xml:space="preserve">cancels the running</w:t>
+      </w:r>
+      <w:r>
+        <w:t xml:space="preserve"> </w:t>
+      </w:r>
+      <w:r>
+        <w:rPr>
+          <w:rStyle w:val="VerbatimChar"/>
+        </w:rPr>
+        <w:t xml:space="preserve">process_instance</w:t>
+      </w:r>
+      <w:r>
+        <w:t xml:space="preserve">.</w:t>
+      </w:r>
+    </w:p>
+    <w:p>
+      <w:pPr>
+        <w:numPr>
+          <w:ilvl w:val="0"/>
+          <w:numId w:val="1008"/>
+        </w:numPr>
+        <w:pStyle w:val="Compact"/>
+      </w:pPr>
+      <w:r>
+        <w:t xml:space="preserve">if the master sits in a transient</w:t>
+      </w:r>
+      <w:r>
+        <w:t xml:space="preserve"> </w:t>
+      </w:r>
+      <w:r>
+        <w:rPr>
+          <w:rStyle w:val="VerbatimChar"/>
+        </w:rPr>
+        <w:t xml:space="preserve">PENDING_*</w:t>
+      </w:r>
+      <w:r>
+        <w:t xml:space="preserve">,</w:t>
+      </w:r>
+      <w:r>
+        <w:t xml:space="preserve"> </w:t>
+      </w:r>
+      <w:r>
+        <w:rPr>
+          <w:bCs/>
+          <w:b/>
+        </w:rPr>
+        <w:t xml:space="preserve">reverts</w:t>
+      </w:r>
+      <w:r>
+        <w:t xml:space="preserve"> </w:t>
+      </w:r>
+      <w:r>
+        <w:t xml:space="preserve">it to</w:t>
+      </w:r>
+      <w:r>
+        <w:t xml:space="preserve"> </w:t>
+      </w:r>
+      <w:r>
+        <w:rPr>
+          <w:rStyle w:val="VerbatimChar"/>
+        </w:rPr>
+        <w:t xml:space="preserve">prior_subscription_status</w:t>
+      </w:r>
+      <w:r>
+        <w:t xml:space="preserve"> </w:t>
+      </w:r>
+      <w:r>
+        <w:t xml:space="preserve">(R-SUB-WF-FW-3).</w:t>
+      </w:r>
+    </w:p>
+    <w:p>
+      <w:pPr>
+        <w:numPr>
+          <w:ilvl w:val="0"/>
+          <w:numId w:val="1008"/>
+        </w:numPr>
+        <w:pStyle w:val="Compact"/>
+      </w:pPr>
+      <w:r>
+        <w:t xml:space="preserve">Emits</w:t>
+      </w:r>
+      <w:r>
+        <w:t xml:space="preserve"> </w:t>
+      </w:r>
+      <w:r>
+        <w:rPr>
+          <w:rStyle w:val="VerbatimChar"/>
+        </w:rPr>
+        <w:t xml:space="preserve">SubscriptionOperationCancelled</w:t>
+      </w:r>
+      <w:r>
+        <w:t xml:space="preserve">.</w:t>
+      </w:r>
+    </w:p>
+    <w:p>
+      <w:pPr>
+        <w:pStyle w:val="FirstParagraph"/>
       </w:pPr>
       <w:r>
         <w:drawing>
@@ -2276,7 +2420,7 @@
               <a:graphicData uri="http://schemas.openxmlformats.org/drawingml/2006/picture">
                 <pic:pic>
                   <pic:nvPicPr>
-                    <pic:cNvPr descr="/tmp/docximg-d8ZS2x/subscription_md_3.png" id="36" name="Picture"/>
+                    <pic:cNvPr descr="/tmp/docximg-J7W2Aj/subscription_md_3.png" id="36" name="Picture"/>
                     <pic:cNvPicPr>
                       <a:picLocks noChangeArrowheads="1" noChangeAspect="1"/>
                     </pic:cNvPicPr>
@@ -2789,7 +2933,7 @@
               <a:graphicData uri="http://schemas.openxmlformats.org/drawingml/2006/picture">
                 <pic:pic>
                   <pic:nvPicPr>
-                    <pic:cNvPr descr="/tmp/docximg-d8ZS2x/subscription_md_4.png" id="41" name="Picture"/>
+                    <pic:cNvPr descr="/tmp/docximg-J7W2Aj/subscription_md_4.png" id="41" name="Picture"/>
                     <pic:cNvPicPr>
                       <a:picLocks noChangeArrowheads="1" noChangeAspect="1"/>
                     </pic:cNvPicPr>
@@ -6686,7 +6830,7 @@
       <w:pPr>
         <w:numPr>
           <w:ilvl w:val="0"/>
-          <w:numId w:val="1004"/>
+          <w:numId w:val="1009"/>
         </w:numPr>
         <w:pStyle w:val="Compact"/>
       </w:pPr>
@@ -6753,7 +6897,7 @@
       <w:pPr>
         <w:numPr>
           <w:ilvl w:val="0"/>
-          <w:numId w:val="1004"/>
+          <w:numId w:val="1009"/>
         </w:numPr>
         <w:pStyle w:val="Compact"/>
       </w:pPr>
@@ -6805,7 +6949,7 @@
       <w:pPr>
         <w:numPr>
           <w:ilvl w:val="0"/>
-          <w:numId w:val="1004"/>
+          <w:numId w:val="1009"/>
         </w:numPr>
         <w:pStyle w:val="Compact"/>
       </w:pPr>
@@ -6854,7 +6998,7 @@
       <w:pPr>
         <w:numPr>
           <w:ilvl w:val="0"/>
-          <w:numId w:val="1004"/>
+          <w:numId w:val="1009"/>
         </w:numPr>
         <w:pStyle w:val="Compact"/>
       </w:pPr>
@@ -7306,7 +7450,7 @@
               <a:graphicData uri="http://schemas.openxmlformats.org/drawingml/2006/picture">
                 <pic:pic>
                   <pic:nvPicPr>
-                    <pic:cNvPr descr="/tmp/docximg-d8ZS2x/subscription_md_5.png" id="45" name="Picture"/>
+                    <pic:cNvPr descr="/tmp/docximg-J7W2Aj/subscription_md_5.png" id="45" name="Picture"/>
                     <pic:cNvPicPr>
                       <a:picLocks noChangeArrowheads="1" noChangeAspect="1"/>
                     </pic:cNvPicPr>
@@ -9894,7 +10038,7 @@
       <w:pPr>
         <w:numPr>
           <w:ilvl w:val="0"/>
-          <w:numId w:val="1005"/>
+          <w:numId w:val="1010"/>
         </w:numPr>
         <w:pStyle w:val="Compact"/>
       </w:pPr>
@@ -9958,7 +10102,7 @@
       <w:pPr>
         <w:numPr>
           <w:ilvl w:val="0"/>
-          <w:numId w:val="1005"/>
+          <w:numId w:val="1010"/>
         </w:numPr>
         <w:pStyle w:val="Compact"/>
       </w:pPr>
@@ -10004,7 +10148,7 @@
       <w:pPr>
         <w:numPr>
           <w:ilvl w:val="0"/>
-          <w:numId w:val="1005"/>
+          <w:numId w:val="1010"/>
         </w:numPr>
         <w:pStyle w:val="Compact"/>
       </w:pPr>
@@ -10041,7 +10185,7 @@
       <w:pPr>
         <w:numPr>
           <w:ilvl w:val="0"/>
-          <w:numId w:val="1005"/>
+          <w:numId w:val="1010"/>
         </w:numPr>
         <w:pStyle w:val="Compact"/>
       </w:pPr>
@@ -11553,7 +11697,7 @@
       <w:pPr>
         <w:numPr>
           <w:ilvl w:val="0"/>
-          <w:numId w:val="1006"/>
+          <w:numId w:val="1011"/>
         </w:numPr>
         <w:pStyle w:val="Compact"/>
       </w:pPr>
@@ -11617,7 +11761,7 @@
       <w:pPr>
         <w:numPr>
           <w:ilvl w:val="0"/>
-          <w:numId w:val="1006"/>
+          <w:numId w:val="1011"/>
         </w:numPr>
         <w:pStyle w:val="Compact"/>
       </w:pPr>
@@ -11654,7 +11798,7 @@
       <w:pPr>
         <w:numPr>
           <w:ilvl w:val="0"/>
-          <w:numId w:val="1006"/>
+          <w:numId w:val="1011"/>
         </w:numPr>
         <w:pStyle w:val="Compact"/>
       </w:pPr>
@@ -12456,7 +12600,7 @@
       <w:pPr>
         <w:numPr>
           <w:ilvl w:val="0"/>
-          <w:numId w:val="1007"/>
+          <w:numId w:val="1012"/>
         </w:numPr>
         <w:pStyle w:val="Compact"/>
       </w:pPr>
@@ -12532,7 +12676,7 @@
       <w:pPr>
         <w:numPr>
           <w:ilvl w:val="0"/>
-          <w:numId w:val="1007"/>
+          <w:numId w:val="1012"/>
         </w:numPr>
         <w:pStyle w:val="Compact"/>
       </w:pPr>
@@ -12569,7 +12713,7 @@
       <w:pPr>
         <w:numPr>
           <w:ilvl w:val="0"/>
-          <w:numId w:val="1007"/>
+          <w:numId w:val="1012"/>
         </w:numPr>
         <w:pStyle w:val="Compact"/>
       </w:pPr>
@@ -12652,7 +12796,7 @@
       <w:pPr>
         <w:numPr>
           <w:ilvl w:val="0"/>
-          <w:numId w:val="1008"/>
+          <w:numId w:val="1013"/>
         </w:numPr>
         <w:pStyle w:val="Compact"/>
       </w:pPr>
@@ -12695,7 +12839,7 @@
       <w:pPr>
         <w:numPr>
           <w:ilvl w:val="0"/>
-          <w:numId w:val="1008"/>
+          <w:numId w:val="1013"/>
         </w:numPr>
         <w:pStyle w:val="Compact"/>
       </w:pPr>
@@ -12741,7 +12885,7 @@
       <w:pPr>
         <w:numPr>
           <w:ilvl w:val="0"/>
-          <w:numId w:val="1008"/>
+          <w:numId w:val="1013"/>
         </w:numPr>
         <w:pStyle w:val="Compact"/>
       </w:pPr>
@@ -13580,7 +13724,7 @@
       <w:pPr>
         <w:numPr>
           <w:ilvl w:val="0"/>
-          <w:numId w:val="1009"/>
+          <w:numId w:val="1014"/>
         </w:numPr>
         <w:pStyle w:val="Compact"/>
       </w:pPr>
@@ -13635,7 +13779,7 @@
       <w:pPr>
         <w:numPr>
           <w:ilvl w:val="0"/>
-          <w:numId w:val="1009"/>
+          <w:numId w:val="1014"/>
         </w:numPr>
         <w:pStyle w:val="Compact"/>
       </w:pPr>
@@ -14005,7 +14149,7 @@
       <w:pPr>
         <w:numPr>
           <w:ilvl w:val="0"/>
-          <w:numId w:val="1010"/>
+          <w:numId w:val="1015"/>
         </w:numPr>
         <w:pStyle w:val="Compact"/>
       </w:pPr>
@@ -14041,7 +14185,7 @@
       <w:pPr>
         <w:numPr>
           <w:ilvl w:val="0"/>
-          <w:numId w:val="1010"/>
+          <w:numId w:val="1015"/>
         </w:numPr>
         <w:pStyle w:val="Compact"/>
       </w:pPr>
@@ -14080,7 +14224,7 @@
       <w:pPr>
         <w:numPr>
           <w:ilvl w:val="0"/>
-          <w:numId w:val="1010"/>
+          <w:numId w:val="1015"/>
         </w:numPr>
         <w:pStyle w:val="Compact"/>
       </w:pPr>
@@ -14439,24 +14583,174 @@
     </w:lvlOverride>
   </w:num>
   <w:num w:numId="1004">
-    <w:abstractNumId w:val="991"/>
+    <w:abstractNumId w:val="99411"/>
+    <w:lvlOverride w:ilvl="0">
+      <w:startOverride w:val="1"/>
+    </w:lvlOverride>
+    <w:lvlOverride w:ilvl="1">
+      <w:startOverride w:val="1"/>
+    </w:lvlOverride>
+    <w:lvlOverride w:ilvl="2">
+      <w:startOverride w:val="1"/>
+    </w:lvlOverride>
+    <w:lvlOverride w:ilvl="3">
+      <w:startOverride w:val="1"/>
+    </w:lvlOverride>
+    <w:lvlOverride w:ilvl="4">
+      <w:startOverride w:val="1"/>
+    </w:lvlOverride>
+    <w:lvlOverride w:ilvl="5">
+      <w:startOverride w:val="1"/>
+    </w:lvlOverride>
+    <w:lvlOverride w:ilvl="6">
+      <w:startOverride w:val="1"/>
+    </w:lvlOverride>
+    <w:lvlOverride w:ilvl="7">
+      <w:startOverride w:val="1"/>
+    </w:lvlOverride>
+    <w:lvlOverride w:ilvl="8">
+      <w:startOverride w:val="1"/>
+    </w:lvlOverride>
   </w:num>
   <w:num w:numId="1005">
-    <w:abstractNumId w:val="991"/>
+    <w:abstractNumId w:val="99411"/>
+    <w:lvlOverride w:ilvl="0">
+      <w:startOverride w:val="1"/>
+    </w:lvlOverride>
+    <w:lvlOverride w:ilvl="1">
+      <w:startOverride w:val="1"/>
+    </w:lvlOverride>
+    <w:lvlOverride w:ilvl="2">
+      <w:startOverride w:val="1"/>
+    </w:lvlOverride>
+    <w:lvlOverride w:ilvl="3">
+      <w:startOverride w:val="1"/>
+    </w:lvlOverride>
+    <w:lvlOverride w:ilvl="4">
+      <w:startOverride w:val="1"/>
+    </w:lvlOverride>
+    <w:lvlOverride w:ilvl="5">
+      <w:startOverride w:val="1"/>
+    </w:lvlOverride>
+    <w:lvlOverride w:ilvl="6">
+      <w:startOverride w:val="1"/>
+    </w:lvlOverride>
+    <w:lvlOverride w:ilvl="7">
+      <w:startOverride w:val="1"/>
+    </w:lvlOverride>
+    <w:lvlOverride w:ilvl="8">
+      <w:startOverride w:val="1"/>
+    </w:lvlOverride>
   </w:num>
   <w:num w:numId="1006">
-    <w:abstractNumId w:val="991"/>
+    <w:abstractNumId w:val="99411"/>
+    <w:lvlOverride w:ilvl="0">
+      <w:startOverride w:val="1"/>
+    </w:lvlOverride>
+    <w:lvlOverride w:ilvl="1">
+      <w:startOverride w:val="1"/>
+    </w:lvlOverride>
+    <w:lvlOverride w:ilvl="2">
+      <w:startOverride w:val="1"/>
+    </w:lvlOverride>
+    <w:lvlOverride w:ilvl="3">
+      <w:startOverride w:val="1"/>
+    </w:lvlOverride>
+    <w:lvlOverride w:ilvl="4">
+      <w:startOverride w:val="1"/>
+    </w:lvlOverride>
+    <w:lvlOverride w:ilvl="5">
+      <w:startOverride w:val="1"/>
+    </w:lvlOverride>
+    <w:lvlOverride w:ilvl="6">
+      <w:startOverride w:val="1"/>
+    </w:lvlOverride>
+    <w:lvlOverride w:ilvl="7">
+      <w:startOverride w:val="1"/>
+    </w:lvlOverride>
+    <w:lvlOverride w:ilvl="8">
+      <w:startOverride w:val="1"/>
+    </w:lvlOverride>
   </w:num>
   <w:num w:numId="1007">
-    <w:abstractNumId w:val="991"/>
+    <w:abstractNumId w:val="99411"/>
+    <w:lvlOverride w:ilvl="0">
+      <w:startOverride w:val="1"/>
+    </w:lvlOverride>
+    <w:lvlOverride w:ilvl="1">
+      <w:startOverride w:val="1"/>
+    </w:lvlOverride>
+    <w:lvlOverride w:ilvl="2">
+      <w:startOverride w:val="1"/>
+    </w:lvlOverride>
+    <w:lvlOverride w:ilvl="3">
+      <w:startOverride w:val="1"/>
+    </w:lvlOverride>
+    <w:lvlOverride w:ilvl="4">
+      <w:startOverride w:val="1"/>
+    </w:lvlOverride>
+    <w:lvlOverride w:ilvl="5">
+      <w:startOverride w:val="1"/>
+    </w:lvlOverride>
+    <w:lvlOverride w:ilvl="6">
+      <w:startOverride w:val="1"/>
+    </w:lvlOverride>
+    <w:lvlOverride w:ilvl="7">
+      <w:startOverride w:val="1"/>
+    </w:lvlOverride>
+    <w:lvlOverride w:ilvl="8">
+      <w:startOverride w:val="1"/>
+    </w:lvlOverride>
   </w:num>
   <w:num w:numId="1008">
-    <w:abstractNumId w:val="991"/>
+    <w:abstractNumId w:val="99411"/>
+    <w:lvlOverride w:ilvl="0">
+      <w:startOverride w:val="1"/>
+    </w:lvlOverride>
+    <w:lvlOverride w:ilvl="1">
+      <w:startOverride w:val="1"/>
+    </w:lvlOverride>
+    <w:lvlOverride w:ilvl="2">
+      <w:startOverride w:val="1"/>
+    </w:lvlOverride>
+    <w:lvlOverride w:ilvl="3">
+      <w:startOverride w:val="1"/>
+    </w:lvlOverride>
+    <w:lvlOverride w:ilvl="4">
+      <w:startOverride w:val="1"/>
+    </w:lvlOverride>
+    <w:lvlOverride w:ilvl="5">
+      <w:startOverride w:val="1"/>
+    </w:lvlOverride>
+    <w:lvlOverride w:ilvl="6">
+      <w:startOverride w:val="1"/>
+    </w:lvlOverride>
+    <w:lvlOverride w:ilvl="7">
+      <w:startOverride w:val="1"/>
+    </w:lvlOverride>
+    <w:lvlOverride w:ilvl="8">
+      <w:startOverride w:val="1"/>
+    </w:lvlOverride>
   </w:num>
   <w:num w:numId="1009">
     <w:abstractNumId w:val="991"/>
   </w:num>
   <w:num w:numId="1010">
+    <w:abstractNumId w:val="991"/>
+  </w:num>
+  <w:num w:numId="1011">
+    <w:abstractNumId w:val="991"/>
+  </w:num>
+  <w:num w:numId="1012">
+    <w:abstractNumId w:val="991"/>
+  </w:num>
+  <w:num w:numId="1013">
+    <w:abstractNumId w:val="991"/>
+  </w:num>
+  <w:num w:numId="1014">
+    <w:abstractNumId w:val="991"/>
+  </w:num>
+  <w:num w:numId="1015">
     <w:abstractNumId w:val="991"/>
   </w:num>
 </w:numbering>
